--- a/hw1/Q2/2453721-hw1-q2-analysis.docx
+++ b/hw1/Q2/2453721-hw1-q2-analysis.docx
@@ -4,173 +4,130 @@
   <w:body>
     <w:p>
       <w:pPr>
+        <w:spacing w:before="0" w:after="80" w:line="252" w:lineRule="auto"/>
         <w:jc w:val="center"/>
       </w:pPr>
       <w:r>
         <w:rPr>
+          <w:rFonts w:ascii="Times New Roman" w:hAnsi="Times New Roman" w:eastAsia="宋体"/>
+          <w:b/>
+          <w:sz w:val="30"/>
+        </w:rPr>
+        <w:t>Q2 SCP/SSH 分布式快速排序</w:t>
+      </w:r>
+    </w:p>
+    <w:p>
+      <w:pPr>
+        <w:spacing w:before="20" w:after="40" w:line="252" w:lineRule="auto"/>
+      </w:pPr>
+      <w:r>
+        <w:rPr>
+          <w:rFonts w:ascii="Times New Roman" w:hAnsi="Times New Roman" w:eastAsia="宋体"/>
           <w:b/>
           <w:sz w:val="24"/>
         </w:rPr>
-        <w:t>HW1 Q2：SCP/SSH 分布式快速排序</w:t>
+        <w:t>实验方法</w:t>
       </w:r>
     </w:p>
     <w:p>
+      <w:pPr>
+        <w:spacing w:before="0" w:after="60" w:line="252" w:lineRule="auto"/>
+      </w:pPr>
       <w:r>
-        <w:t>本机将 16 个输入文件轮询分配给 K 台队友机器。每台机器并行接收自己的文件和 quicksort 程序，在远端逐个排序，再把结果传回本机。最后本机用多路归并合成 2453721-hw1-q2-qs.txt。独立的外部归并排序程序对完整输入排序并生成 2453721-hw1-q2-ms.txt，其读入至写完的时间记为 time-B。time-A 包括并行上传、远端排序、下载和本机最终归并；每阶段并行部分按最慢队友的时间记录。</w:t>
+        <w:rPr>
+          <w:rFonts w:ascii="Times New Roman" w:hAnsi="Times New Roman" w:eastAsia="宋体"/>
+          <w:b w:val="0"/>
+          <w:sz w:val="21"/>
+        </w:rPr>
+        <w:t>16 个输入文件按组号轮询分配给 K 个 Worker。通过 SCP 上传分组文件和 Quick Sort 程序，以 SSH 在远端排序，再用 SCP 下载；本机归并有序分组生成 q2-qs.txt。Merge Sort 读取完整输入并生成 q2-ms.txt。K=2 使用 Debian 13（2 核、2 GB）和 Ubuntu 24.04（2 核、4 GB）；K=4 并行运行四个 Docker Worker，镜像和容器在计时前准备完成。</w:t>
       </w:r>
     </w:p>
     <w:p>
+      <w:pPr>
+        <w:spacing w:before="20" w:after="40" w:line="252" w:lineRule="auto"/>
+      </w:pPr>
       <w:r>
-        <w:t>命令示例：K=2 WORKERS=user@host1,user@host2 ./hw1/Q2/2453721-hw1-q2.sh。将 K 和 WORKERS 改为实际配置；分别对 K=2、K=4 运行。两种算法最终输出应逐行一致。</w:t>
-      </w:r>
-    </w:p>
-    <w:p>
-      <w:r>
-        <w:t>K=4 目标列表示例：xswt@43.142.116.197::hw1-q2-w1,xswt@43.142.116.197::hw1-q2-w2,xswt@43.142.102.212::hw1-q2-w1,xswt@43.142.102.212::hw1-q2-w2。脚本为每个逻辑 Worker 启动独立容器并并行派发任务。</w:t>
+        <w:rPr>
+          <w:rFonts w:ascii="Times New Roman" w:hAnsi="Times New Roman" w:eastAsia="宋体"/>
+          <w:b/>
+          <w:sz w:val="24"/>
+        </w:rPr>
+        <w:t>计时结果（秒）</w:t>
       </w:r>
     </w:p>
     <w:tbl>
       <w:tblPr>
-        <w:tblStyle w:val="TableGrid"/>
         <w:tblW w:type="auto" w:w="0"/>
+        <w:jc w:val="center"/>
+        <w:tblLayout w:type="fixed"/>
         <w:tblLook w:firstColumn="1" w:firstRow="1" w:lastColumn="0" w:lastRow="0" w:noHBand="0" w:noVBand="1" w:val="04A0"/>
       </w:tblPr>
       <w:tblGrid>
-        <w:gridCol w:w="1854"/>
-        <w:gridCol w:w="1854"/>
-        <w:gridCol w:w="1854"/>
-        <w:gridCol w:w="1854"/>
-        <w:gridCol w:w="1854"/>
-        <w:gridCol w:w="1854"/>
-        <w:gridCol w:w="1854"/>
-        <w:gridCol w:w="1854"/>
+        <w:gridCol w:w="3421"/>
+        <w:gridCol w:w="3421"/>
+        <w:gridCol w:w="3421"/>
       </w:tblGrid>
       <w:tr>
         <w:tc>
           <w:tcPr>
-            <w:tcW w:type="dxa" w:w="1854"/>
+            <w:tcW w:type="dxa" w:w="5216"/>
+            <w:vAlign w:val="center"/>
+            <w:shd w:fill="EAF0F6"/>
           </w:tcPr>
           <w:p>
             <w:pPr>
-              <w:spacing w:after="0"/>
+              <w:spacing w:before="0" w:after="0" w:line="240" w:lineRule="auto"/>
             </w:pPr>
+            <w:r/>
             <w:r>
               <w:rPr>
-                <w:sz w:val="13"/>
+                <w:rFonts w:ascii="Times New Roman" w:hAnsi="Times New Roman" w:eastAsia="宋体"/>
+                <w:b/>
+                <w:sz w:val="19"/>
               </w:rPr>
-              <w:t>K</w:t>
+              <w:t>阶段</w:t>
             </w:r>
           </w:p>
         </w:tc>
         <w:tc>
           <w:tcPr>
-            <w:tcW w:type="dxa" w:w="1854"/>
+            <w:tcW w:type="dxa" w:w="2268"/>
+            <w:vAlign w:val="center"/>
+            <w:shd w:fill="EAF0F6"/>
           </w:tcPr>
           <w:p>
             <w:pPr>
-              <w:spacing w:after="0"/>
+              <w:spacing w:before="0" w:after="0" w:line="240" w:lineRule="auto"/>
             </w:pPr>
+            <w:r/>
             <w:r>
               <w:rPr>
-                <w:sz w:val="13"/>
+                <w:rFonts w:ascii="Times New Roman" w:hAnsi="Times New Roman" w:eastAsia="宋体"/>
+                <w:b/>
+                <w:sz w:val="19"/>
               </w:rPr>
-              <w:t>上传最慢(s)</w:t>
+              <w:t>K=2</w:t>
             </w:r>
           </w:p>
         </w:tc>
         <w:tc>
           <w:tcPr>
-            <w:tcW w:type="dxa" w:w="1854"/>
+            <w:tcW w:type="dxa" w:w="2268"/>
+            <w:vAlign w:val="center"/>
+            <w:shd w:fill="EAF0F6"/>
           </w:tcPr>
           <w:p>
             <w:pPr>
-              <w:spacing w:after="0"/>
+              <w:spacing w:before="0" w:after="0" w:line="240" w:lineRule="auto"/>
             </w:pPr>
+            <w:r/>
             <w:r>
               <w:rPr>
-                <w:sz w:val="13"/>
+                <w:rFonts w:ascii="Times New Roman" w:hAnsi="Times New Roman" w:eastAsia="宋体"/>
+                <w:b/>
+                <w:sz w:val="19"/>
               </w:rPr>
-              <w:t>远端排序最慢(s)</w:t>
-            </w:r>
-          </w:p>
-        </w:tc>
-        <w:tc>
-          <w:tcPr>
-            <w:tcW w:type="dxa" w:w="1854"/>
-          </w:tcPr>
-          <w:p>
-            <w:pPr>
-              <w:spacing w:after="0"/>
-            </w:pPr>
-            <w:r>
-              <w:rPr>
-                <w:sz w:val="13"/>
-              </w:rPr>
-              <w:t>下载最慢(s)</w:t>
-            </w:r>
-          </w:p>
-        </w:tc>
-        <w:tc>
-          <w:tcPr>
-            <w:tcW w:type="dxa" w:w="1854"/>
-          </w:tcPr>
-          <w:p>
-            <w:pPr>
-              <w:spacing w:after="0"/>
-            </w:pPr>
-            <w:r>
-              <w:rPr>
-                <w:sz w:val="13"/>
-              </w:rPr>
-              <w:t>本机归并(s)</w:t>
-            </w:r>
-          </w:p>
-        </w:tc>
-        <w:tc>
-          <w:tcPr>
-            <w:tcW w:type="dxa" w:w="1854"/>
-          </w:tcPr>
-          <w:p>
-            <w:pPr>
-              <w:spacing w:after="0"/>
-            </w:pPr>
-            <w:r>
-              <w:rPr>
-                <w:sz w:val="13"/>
-              </w:rPr>
-              <w:t>time-A(s)</w:t>
-            </w:r>
-          </w:p>
-        </w:tc>
-        <w:tc>
-          <w:tcPr>
-            <w:tcW w:type="dxa" w:w="1854"/>
-          </w:tcPr>
-          <w:p>
-            <w:pPr>
-              <w:spacing w:after="0"/>
-            </w:pPr>
-            <w:r>
-              <w:rPr>
-                <w:sz w:val="13"/>
-              </w:rPr>
-              <w:t>time-B(s)</w:t>
-            </w:r>
-          </w:p>
-        </w:tc>
-        <w:tc>
-          <w:tcPr>
-            <w:tcW w:type="dxa" w:w="1854"/>
-          </w:tcPr>
-          <w:p>
-            <w:pPr>
-              <w:spacing w:after="0"/>
-            </w:pPr>
-            <w:r>
-              <w:rPr>
-                <w:sz w:val="13"/>
-              </w:rPr>
-              <w:t>time-A/time-B</w:t>
+              <w:t>K=4</w:t>
             </w:r>
           </w:p>
         </w:tc>
@@ -178,129 +135,61 @@
       <w:tr>
         <w:tc>
           <w:tcPr>
-            <w:tcW w:type="dxa" w:w="1854"/>
+            <w:tcW w:type="dxa" w:w="5216"/>
+            <w:vAlign w:val="center"/>
           </w:tcPr>
           <w:p>
             <w:pPr>
-              <w:spacing w:after="0"/>
+              <w:spacing w:before="0" w:after="0" w:line="240" w:lineRule="auto"/>
             </w:pPr>
+            <w:r/>
             <w:r>
               <w:rPr>
-                <w:sz w:val="13"/>
+                <w:rFonts w:ascii="Times New Roman" w:hAnsi="Times New Roman" w:eastAsia="宋体"/>
+                <w:b w:val="0"/>
+                <w:sz w:val="19"/>
               </w:rPr>
-              <w:t>2</w:t>
+              <w:t>上传最慢 Worker</w:t>
             </w:r>
           </w:p>
         </w:tc>
         <w:tc>
           <w:tcPr>
-            <w:tcW w:type="dxa" w:w="1854"/>
+            <w:tcW w:type="dxa" w:w="2268"/>
+            <w:vAlign w:val="center"/>
           </w:tcPr>
           <w:p>
             <w:pPr>
-              <w:spacing w:after="0"/>
+              <w:spacing w:before="0" w:after="0" w:line="240" w:lineRule="auto"/>
             </w:pPr>
+            <w:r/>
             <w:r>
               <w:rPr>
-                <w:sz w:val="13"/>
+                <w:rFonts w:ascii="Times New Roman" w:hAnsi="Times New Roman" w:eastAsia="宋体"/>
+                <w:b w:val="0"/>
+                <w:sz w:val="19"/>
               </w:rPr>
-              <w:t>7.113</w:t>
+              <w:t>4.933</w:t>
             </w:r>
           </w:p>
         </w:tc>
         <w:tc>
           <w:tcPr>
-            <w:tcW w:type="dxa" w:w="1854"/>
+            <w:tcW w:type="dxa" w:w="2268"/>
+            <w:vAlign w:val="center"/>
           </w:tcPr>
           <w:p>
             <w:pPr>
-              <w:spacing w:after="0"/>
+              <w:spacing w:before="0" w:after="0" w:line="240" w:lineRule="auto"/>
             </w:pPr>
+            <w:r/>
             <w:r>
               <w:rPr>
-                <w:sz w:val="13"/>
+                <w:rFonts w:ascii="Times New Roman" w:hAnsi="Times New Roman" w:eastAsia="宋体"/>
+                <w:b w:val="0"/>
+                <w:sz w:val="19"/>
               </w:rPr>
-              <w:t>8.671</w:t>
-            </w:r>
-          </w:p>
-        </w:tc>
-        <w:tc>
-          <w:tcPr>
-            <w:tcW w:type="dxa" w:w="1854"/>
-          </w:tcPr>
-          <w:p>
-            <w:pPr>
-              <w:spacing w:after="0"/>
-            </w:pPr>
-            <w:r>
-              <w:rPr>
-                <w:sz w:val="13"/>
-              </w:rPr>
-              <w:t>75.742</w:t>
-            </w:r>
-          </w:p>
-        </w:tc>
-        <w:tc>
-          <w:tcPr>
-            <w:tcW w:type="dxa" w:w="1854"/>
-          </w:tcPr>
-          <w:p>
-            <w:pPr>
-              <w:spacing w:after="0"/>
-            </w:pPr>
-            <w:r>
-              <w:rPr>
-                <w:sz w:val="13"/>
-              </w:rPr>
-              <w:t>0.935</w:t>
-            </w:r>
-          </w:p>
-        </w:tc>
-        <w:tc>
-          <w:tcPr>
-            <w:tcW w:type="dxa" w:w="1854"/>
-          </w:tcPr>
-          <w:p>
-            <w:pPr>
-              <w:spacing w:after="0"/>
-            </w:pPr>
-            <w:r>
-              <w:rPr>
-                <w:sz w:val="13"/>
-              </w:rPr>
-              <w:t>91.066</w:t>
-            </w:r>
-          </w:p>
-        </w:tc>
-        <w:tc>
-          <w:tcPr>
-            <w:tcW w:type="dxa" w:w="1854"/>
-          </w:tcPr>
-          <w:p>
-            <w:pPr>
-              <w:spacing w:after="0"/>
-            </w:pPr>
-            <w:r>
-              <w:rPr>
-                <w:sz w:val="13"/>
-              </w:rPr>
-              <w:t>4.159</w:t>
-            </w:r>
-          </w:p>
-        </w:tc>
-        <w:tc>
-          <w:tcPr>
-            <w:tcW w:type="dxa" w:w="1854"/>
-          </w:tcPr>
-          <w:p>
-            <w:pPr>
-              <w:spacing w:after="0"/>
-            </w:pPr>
-            <w:r>
-              <w:rPr>
-                <w:sz w:val="13"/>
-              </w:rPr>
-              <w:t>21.895</w:t>
+              <w:t>3.134</w:t>
             </w:r>
           </w:p>
         </w:tc>
@@ -308,157 +197,418 @@
       <w:tr>
         <w:tc>
           <w:tcPr>
-            <w:tcW w:type="dxa" w:w="1854"/>
+            <w:tcW w:type="dxa" w:w="5216"/>
+            <w:vAlign w:val="center"/>
           </w:tcPr>
           <w:p>
             <w:pPr>
-              <w:spacing w:after="0"/>
+              <w:spacing w:before="0" w:after="0" w:line="240" w:lineRule="auto"/>
             </w:pPr>
+            <w:r/>
             <w:r>
               <w:rPr>
-                <w:sz w:val="13"/>
+                <w:rFonts w:ascii="Times New Roman" w:hAnsi="Times New Roman" w:eastAsia="宋体"/>
+                <w:b w:val="0"/>
+                <w:sz w:val="19"/>
               </w:rPr>
-              <w:t>4</w:t>
+              <w:t>远端 Quick Sort 最慢 Worker</w:t>
             </w:r>
           </w:p>
         </w:tc>
         <w:tc>
           <w:tcPr>
-            <w:tcW w:type="dxa" w:w="1854"/>
+            <w:tcW w:type="dxa" w:w="2268"/>
+            <w:vAlign w:val="center"/>
           </w:tcPr>
           <w:p>
             <w:pPr>
-              <w:spacing w:after="0"/>
+              <w:spacing w:before="0" w:after="0" w:line="240" w:lineRule="auto"/>
             </w:pPr>
+            <w:r/>
             <w:r>
               <w:rPr>
-                <w:sz w:val="13"/>
+                <w:rFonts w:ascii="Times New Roman" w:hAnsi="Times New Roman" w:eastAsia="宋体"/>
+                <w:b w:val="0"/>
+                <w:sz w:val="19"/>
               </w:rPr>
-              <w:t>2.652</w:t>
+              <w:t>7.328</w:t>
             </w:r>
           </w:p>
         </w:tc>
         <w:tc>
           <w:tcPr>
-            <w:tcW w:type="dxa" w:w="1854"/>
+            <w:tcW w:type="dxa" w:w="2268"/>
+            <w:vAlign w:val="center"/>
           </w:tcPr>
           <w:p>
             <w:pPr>
-              <w:spacing w:after="0"/>
+              <w:spacing w:before="0" w:after="0" w:line="240" w:lineRule="auto"/>
             </w:pPr>
+            <w:r/>
             <w:r>
               <w:rPr>
-                <w:sz w:val="13"/>
+                <w:rFonts w:ascii="Times New Roman" w:hAnsi="Times New Roman" w:eastAsia="宋体"/>
+                <w:b w:val="0"/>
+                <w:sz w:val="19"/>
               </w:rPr>
-              <w:t>4.526</w:t>
+              <w:t>4.309</w:t>
+            </w:r>
+          </w:p>
+        </w:tc>
+      </w:tr>
+      <w:tr>
+        <w:tc>
+          <w:tcPr>
+            <w:tcW w:type="dxa" w:w="5216"/>
+            <w:vAlign w:val="center"/>
+          </w:tcPr>
+          <w:p>
+            <w:pPr>
+              <w:spacing w:before="0" w:after="0" w:line="240" w:lineRule="auto"/>
+            </w:pPr>
+            <w:r/>
+            <w:r>
+              <w:rPr>
+                <w:rFonts w:ascii="Times New Roman" w:hAnsi="Times New Roman" w:eastAsia="宋体"/>
+                <w:b w:val="0"/>
+                <w:sz w:val="19"/>
+              </w:rPr>
+              <w:t>下载最慢 Worker</w:t>
             </w:r>
           </w:p>
         </w:tc>
         <w:tc>
           <w:tcPr>
-            <w:tcW w:type="dxa" w:w="1854"/>
+            <w:tcW w:type="dxa" w:w="2268"/>
+            <w:vAlign w:val="center"/>
           </w:tcPr>
           <w:p>
             <w:pPr>
-              <w:spacing w:after="0"/>
+              <w:spacing w:before="0" w:after="0" w:line="240" w:lineRule="auto"/>
             </w:pPr>
+            <w:r/>
             <w:r>
               <w:rPr>
-                <w:sz w:val="13"/>
+                <w:rFonts w:ascii="Times New Roman" w:hAnsi="Times New Roman" w:eastAsia="宋体"/>
+                <w:b w:val="0"/>
+                <w:sz w:val="19"/>
               </w:rPr>
-              <w:t>20.494</w:t>
+              <w:t>21.901</w:t>
             </w:r>
           </w:p>
         </w:tc>
         <w:tc>
           <w:tcPr>
-            <w:tcW w:type="dxa" w:w="1854"/>
+            <w:tcW w:type="dxa" w:w="2268"/>
+            <w:vAlign w:val="center"/>
           </w:tcPr>
           <w:p>
             <w:pPr>
-              <w:spacing w:after="0"/>
+              <w:spacing w:before="0" w:after="0" w:line="240" w:lineRule="auto"/>
             </w:pPr>
+            <w:r/>
             <w:r>
               <w:rPr>
-                <w:sz w:val="13"/>
+                <w:rFonts w:ascii="Times New Roman" w:hAnsi="Times New Roman" w:eastAsia="宋体"/>
+                <w:b w:val="0"/>
+                <w:sz w:val="19"/>
               </w:rPr>
-              <w:t>0.939</w:t>
+              <w:t>20.625</w:t>
+            </w:r>
+          </w:p>
+        </w:tc>
+      </w:tr>
+      <w:tr>
+        <w:tc>
+          <w:tcPr>
+            <w:tcW w:type="dxa" w:w="5216"/>
+            <w:vAlign w:val="center"/>
+          </w:tcPr>
+          <w:p>
+            <w:pPr>
+              <w:spacing w:before="0" w:after="0" w:line="240" w:lineRule="auto"/>
+            </w:pPr>
+            <w:r/>
+            <w:r>
+              <w:rPr>
+                <w:rFonts w:ascii="Times New Roman" w:hAnsi="Times New Roman" w:eastAsia="宋体"/>
+                <w:b w:val="0"/>
+                <w:sz w:val="19"/>
+              </w:rPr>
+              <w:t>本机最终归并</w:t>
             </w:r>
           </w:p>
         </w:tc>
         <w:tc>
           <w:tcPr>
-            <w:tcW w:type="dxa" w:w="1854"/>
+            <w:tcW w:type="dxa" w:w="2268"/>
+            <w:vAlign w:val="center"/>
           </w:tcPr>
           <w:p>
             <w:pPr>
-              <w:spacing w:after="0"/>
+              <w:spacing w:before="0" w:after="0" w:line="240" w:lineRule="auto"/>
             </w:pPr>
+            <w:r/>
             <w:r>
               <w:rPr>
-                <w:sz w:val="13"/>
+                <w:rFonts w:ascii="Times New Roman" w:hAnsi="Times New Roman" w:eastAsia="宋体"/>
+                <w:b w:val="0"/>
+                <w:sz w:val="19"/>
               </w:rPr>
-              <w:t>29.575</w:t>
+              <w:t>0.820</w:t>
             </w:r>
           </w:p>
         </w:tc>
         <w:tc>
           <w:tcPr>
-            <w:tcW w:type="dxa" w:w="1854"/>
+            <w:tcW w:type="dxa" w:w="2268"/>
+            <w:vAlign w:val="center"/>
           </w:tcPr>
           <w:p>
             <w:pPr>
-              <w:spacing w:after="0"/>
+              <w:spacing w:before="0" w:after="0" w:line="240" w:lineRule="auto"/>
             </w:pPr>
+            <w:r/>
             <w:r>
               <w:rPr>
-                <w:sz w:val="13"/>
+                <w:rFonts w:ascii="Times New Roman" w:hAnsi="Times New Roman" w:eastAsia="宋体"/>
+                <w:b w:val="0"/>
+                <w:sz w:val="19"/>
               </w:rPr>
-              <w:t>4.030</w:t>
+              <w:t>0.919</w:t>
+            </w:r>
+          </w:p>
+        </w:tc>
+      </w:tr>
+      <w:tr>
+        <w:tc>
+          <w:tcPr>
+            <w:tcW w:type="dxa" w:w="5216"/>
+            <w:vAlign w:val="center"/>
+          </w:tcPr>
+          <w:p>
+            <w:pPr>
+              <w:spacing w:before="0" w:after="0" w:line="240" w:lineRule="auto"/>
+            </w:pPr>
+            <w:r/>
+            <w:r>
+              <w:rPr>
+                <w:rFonts w:ascii="Times New Roman" w:hAnsi="Times New Roman" w:eastAsia="宋体"/>
+                <w:b w:val="0"/>
+                <w:sz w:val="19"/>
+              </w:rPr>
+              <w:t>time-A</w:t>
             </w:r>
           </w:p>
         </w:tc>
         <w:tc>
           <w:tcPr>
-            <w:tcW w:type="dxa" w:w="1854"/>
+            <w:tcW w:type="dxa" w:w="2268"/>
+            <w:vAlign w:val="center"/>
           </w:tcPr>
           <w:p>
             <w:pPr>
-              <w:spacing w:after="0"/>
+              <w:spacing w:before="0" w:after="0" w:line="240" w:lineRule="auto"/>
             </w:pPr>
+            <w:r/>
             <w:r>
               <w:rPr>
-                <w:sz w:val="13"/>
+                <w:rFonts w:ascii="Times New Roman" w:hAnsi="Times New Roman" w:eastAsia="宋体"/>
+                <w:b w:val="0"/>
+                <w:sz w:val="19"/>
               </w:rPr>
-              <w:t>7.338</w:t>
+              <w:t>36.126</w:t>
+            </w:r>
+          </w:p>
+        </w:tc>
+        <w:tc>
+          <w:tcPr>
+            <w:tcW w:type="dxa" w:w="2268"/>
+            <w:vAlign w:val="center"/>
+          </w:tcPr>
+          <w:p>
+            <w:pPr>
+              <w:spacing w:before="0" w:after="0" w:line="240" w:lineRule="auto"/>
+            </w:pPr>
+            <w:r/>
+            <w:r>
+              <w:rPr>
+                <w:rFonts w:ascii="Times New Roman" w:hAnsi="Times New Roman" w:eastAsia="宋体"/>
+                <w:b w:val="0"/>
+                <w:sz w:val="19"/>
+              </w:rPr>
+              <w:t>29.557</w:t>
+            </w:r>
+          </w:p>
+        </w:tc>
+      </w:tr>
+      <w:tr>
+        <w:tc>
+          <w:tcPr>
+            <w:tcW w:type="dxa" w:w="5216"/>
+            <w:vAlign w:val="center"/>
+          </w:tcPr>
+          <w:p>
+            <w:pPr>
+              <w:spacing w:before="0" w:after="0" w:line="240" w:lineRule="auto"/>
+            </w:pPr>
+            <w:r/>
+            <w:r>
+              <w:rPr>
+                <w:rFonts w:ascii="Times New Roman" w:hAnsi="Times New Roman" w:eastAsia="宋体"/>
+                <w:b w:val="0"/>
+                <w:sz w:val="19"/>
+              </w:rPr>
+              <w:t>time-B</w:t>
+            </w:r>
+          </w:p>
+        </w:tc>
+        <w:tc>
+          <w:tcPr>
+            <w:tcW w:type="dxa" w:w="2268"/>
+            <w:vAlign w:val="center"/>
+          </w:tcPr>
+          <w:p>
+            <w:pPr>
+              <w:spacing w:before="0" w:after="0" w:line="240" w:lineRule="auto"/>
+            </w:pPr>
+            <w:r/>
+            <w:r>
+              <w:rPr>
+                <w:rFonts w:ascii="Times New Roman" w:hAnsi="Times New Roman" w:eastAsia="宋体"/>
+                <w:b w:val="0"/>
+                <w:sz w:val="19"/>
+              </w:rPr>
+              <w:t>3.797</w:t>
+            </w:r>
+          </w:p>
+        </w:tc>
+        <w:tc>
+          <w:tcPr>
+            <w:tcW w:type="dxa" w:w="2268"/>
+            <w:vAlign w:val="center"/>
+          </w:tcPr>
+          <w:p>
+            <w:pPr>
+              <w:spacing w:before="0" w:after="0" w:line="240" w:lineRule="auto"/>
+            </w:pPr>
+            <w:r/>
+            <w:r>
+              <w:rPr>
+                <w:rFonts w:ascii="Times New Roman" w:hAnsi="Times New Roman" w:eastAsia="宋体"/>
+                <w:b w:val="0"/>
+                <w:sz w:val="19"/>
+              </w:rPr>
+              <w:t>3.875</w:t>
+            </w:r>
+          </w:p>
+        </w:tc>
+      </w:tr>
+      <w:tr>
+        <w:tc>
+          <w:tcPr>
+            <w:tcW w:type="dxa" w:w="5216"/>
+            <w:vAlign w:val="center"/>
+          </w:tcPr>
+          <w:p>
+            <w:pPr>
+              <w:spacing w:before="0" w:after="0" w:line="240" w:lineRule="auto"/>
+            </w:pPr>
+            <w:r/>
+            <w:r>
+              <w:rPr>
+                <w:rFonts w:ascii="Times New Roman" w:hAnsi="Times New Roman" w:eastAsia="宋体"/>
+                <w:b w:val="0"/>
+                <w:sz w:val="19"/>
+              </w:rPr>
+              <w:t>time-A/time-B</w:t>
+            </w:r>
+          </w:p>
+        </w:tc>
+        <w:tc>
+          <w:tcPr>
+            <w:tcW w:type="dxa" w:w="2268"/>
+            <w:vAlign w:val="center"/>
+          </w:tcPr>
+          <w:p>
+            <w:pPr>
+              <w:spacing w:before="0" w:after="0" w:line="240" w:lineRule="auto"/>
+            </w:pPr>
+            <w:r/>
+            <w:r>
+              <w:rPr>
+                <w:rFonts w:ascii="Times New Roman" w:hAnsi="Times New Roman" w:eastAsia="宋体"/>
+                <w:b w:val="0"/>
+                <w:sz w:val="19"/>
+              </w:rPr>
+              <w:t>9.515</w:t>
+            </w:r>
+          </w:p>
+        </w:tc>
+        <w:tc>
+          <w:tcPr>
+            <w:tcW w:type="dxa" w:w="2268"/>
+            <w:vAlign w:val="center"/>
+          </w:tcPr>
+          <w:p>
+            <w:pPr>
+              <w:spacing w:before="0" w:after="0" w:line="240" w:lineRule="auto"/>
+            </w:pPr>
+            <w:r/>
+            <w:r>
+              <w:rPr>
+                <w:rFonts w:ascii="Times New Roman" w:hAnsi="Times New Roman" w:eastAsia="宋体"/>
+                <w:b w:val="0"/>
+                <w:sz w:val="19"/>
+              </w:rPr>
+              <w:t>7.628</w:t>
             </w:r>
           </w:p>
         </w:tc>
       </w:tr>
     </w:tbl>
     <w:p>
+      <w:pPr>
+        <w:spacing w:before="60" w:after="60" w:line="252" w:lineRule="auto"/>
+      </w:pPr>
       <w:r>
-        <w:t>分析：增大 K 能缩短每台机器处理的数据量，但加速收益会受网络带宽、SCP/SSH 启动开销、磁盘读写和机器负载限制。先比较上传、计算、下载三阶段的最慢耗时，最长阶段就是当前瓶颈。若上传或下载占主导，可在不超过链路带宽的前提下减少小文件/连接次数并提高并行传输；若排序占主导，可优化排序实现或增加可用计算节点；若本机最终归并占主导，应测量并优化归并过程。不能仅凭节点数推断加速比，需用两组实测数据判断。</w:t>
+        <w:rPr>
+          <w:rFonts w:ascii="Times New Roman" w:hAnsi="Times New Roman" w:eastAsia="宋体"/>
+          <w:b w:val="0"/>
+          <w:sz w:val="21"/>
+        </w:rPr>
+        <w:t>time-A 按并行 Worker 中最慢的上传、排序和下载阶段计时，并包含本机最终归并；time-B 从本机 Merge Sort 读取完整输入至输出完成计时。K=4 的 time-A 比 K=2 少 6.569 秒，Quick Sort 最慢值少 3.019 秒。下载仍是瓶颈，分别占 time-A 的约 60.6% 和 69.8%，继续优化时应优先减少传输耗时。</w:t>
       </w:r>
     </w:p>
     <w:p>
+      <w:pPr>
+        <w:spacing w:before="20" w:after="40" w:line="252" w:lineRule="auto"/>
+      </w:pPr>
       <w:r>
-        <w:t>K=2 实验使用 Debian 13（2 核、2 GB）43.142.116.197 和 Ubuntu 24.04（2 核、4 GB）43.142.102.212，通过 SSH/SCP 真实完成上传、远端 Quick Sort、下载和本机 Merge Sort。K=4 在每台服务器运行两个 Docker 容器，共四个并行逻辑 Worker；容器使用 python:3.12-slim、每个限制 1 核/384 MB。服务器不能拉取 Docker Hub 镜像，因此镜像从 WSL Docker Desktop 经 SSH 流导入。</w:t>
+        <w:rPr>
+          <w:rFonts w:ascii="Times New Roman" w:hAnsi="Times New Roman" w:eastAsia="宋体"/>
+          <w:b/>
+          <w:sz w:val="24"/>
+        </w:rPr>
+        <w:t>结果核对</w:t>
       </w:r>
     </w:p>
     <w:p>
+      <w:pPr>
+        <w:spacing w:before="0" w:after="0" w:line="252" w:lineRule="auto"/>
+      </w:pPr>
       <w:r>
-        <w:t>K=2、K=4 的最终排序结果都与本机 Merge Sort 基准逐字节一致（各 2097152 行）。K=2 录制复跑的下载最慢主机耗时 75.742 秒，占 time-A 约 83.2%；首次运行下载为 23.113 秒、time-A 为 36.887 秒，链路吞吐波动明显。K=4 下载最慢 Worker 耗时 20.494 秒，占 time-A 约 69.3%，仍是主要瓶颈；远端排序最慢 Worker 为 4.526 秒。Docker 镜像导入和容器启动在 time-A 计时前完成；K=4 阶段数据保存在 output/K4/timings.json。</w:t>
-      </w:r>
-    </w:p>
-    <w:p>
-      <w:r>
-        <w:t>本次 K=2、K=4 最终 16 路归并用时分别为 0.935 秒和 0.939 秒；成功实验的真实终端会话记录保存在 recordings/q2-k2.typescript、recordings/q2-k4.typescript（终端记录文件，不是 MP4 视频）。K=4 容器组与结果校验记录也保存在 recordings/。</w:t>
+        <w:rPr>
+          <w:rFonts w:ascii="Times New Roman" w:hAnsi="Times New Roman" w:eastAsia="宋体"/>
+          <w:b w:val="0"/>
+          <w:sz w:val="21"/>
+        </w:rPr>
+        <w:t>K=2、K=4 的结果均有 2097152 行、升序排列，并与 Merge Sort 基准逐行一致。控制台截图 pic2-k2.png、pic2-k4.png 显示了执行命令和校验输出。</w:t>
       </w:r>
     </w:p>
     <w:sectPr>
-      <w:pgSz w:w="15840" w:h="12240" w:orient="landscape"/>
-      <w:pgMar w:top="461" w:right="504" w:bottom="461" w:left="504" w:header="720" w:footer="720" w:gutter="0"/>
+      <w:pgSz w:w="11906" w:h="16838"/>
+      <w:pgMar w:top="709" w:right="822" w:bottom="652" w:left="822" w:header="720" w:footer="720" w:gutter="0"/>
       <w:cols w:space="720"/>
       <w:docGrid w:linePitch="360"/>
     </w:sectPr>
@@ -829,12 +979,9 @@
     <w:name w:val="Normal"/>
     <w:qFormat/>
     <w:rsid w:val="00FC693F"/>
-    <w:pPr>
-      <w:spacing w:after="40"/>
-    </w:pPr>
     <w:rPr>
-      <w:rFonts w:ascii="Arial" w:hAnsi="Arial" w:eastAsia="Microsoft YaHei"/>
-      <w:sz w:val="14"/>
+      <w:rFonts w:ascii="Times New Roman" w:hAnsi="Times New Roman" w:eastAsia="宋体"/>
+      <w:sz w:val="19"/>
     </w:rPr>
   </w:style>
   <w:style w:type="paragraph" w:styleId="Header">
